--- a/flow/20230914_vu_template/drafts/2024-06-u/05-СР-Зіслання Св.Духа.docx
+++ b/flow/20230914_vu_template/drafts/2024-06-u/05-СР-Зіслання Св.Духа.docx
@@ -3,363 +3,430 @@
 <w:document xmlns:wpc="http://schemas.microsoft.com/office/word/2010/wordprocessingCanvas" xmlns:cx="http://schemas.microsoft.com/office/drawing/2014/chartex" xmlns:cx1="http://schemas.microsoft.com/office/drawing/2015/9/8/chartex" xmlns:cx2="http://schemas.microsoft.com/office/drawing/2015/10/21/chartex" xmlns:cx3="http://schemas.microsoft.com/office/drawing/2016/5/9/chartex" xmlns:cx4="http://schemas.microsoft.com/office/drawing/2016/5/10/chartex" xmlns:cx5="http://schemas.microsoft.com/office/drawing/2016/5/11/chartex" xmlns:cx6="http://schemas.microsoft.com/office/drawing/2016/5/12/chartex" xmlns:cx7="http://schemas.microsoft.com/office/drawing/2016/5/13/chartex" xmlns:cx8="http://schemas.microsoft.com/office/drawing/2016/5/14/chartex" xmlns:mc="http://schemas.openxmlformats.org/markup-compatibility/2006" xmlns:aink="http://schemas.microsoft.com/office/drawing/2016/ink" xmlns:am3d="http://schemas.microsoft.com/office/drawing/2017/model3d" xmlns:o="urn:schemas-microsoft-com:office:office" xmlns:r="http://schemas.openxmlformats.org/officeDocument/2006/relationships" xmlns:m="http://schemas.openxmlformats.org/officeDocument/2006/math" xmlns:v="urn:schemas-microsoft-com:vml" xmlns:wp14="http://schemas.microsoft.com/office/word/2010/wordprocessingDrawing" xmlns:wp="http://schemas.openxmlformats.org/drawingml/2006/wordprocessingDrawing" xmlns:w10="urn:schemas-microsoft-com:office:word" xmlns:w="http://schemas.openxmlformats.org/wordprocessingml/2006/main" xmlns:w14="http://schemas.microsoft.com/office/word/2010/wordml" xmlns:w15="http://schemas.microsoft.com/office/word/2012/wordml" xmlns:w16cex="http://schemas.microsoft.com/office/word/2018/wordml/cex" xmlns:w16cid="http://schemas.microsoft.com/office/word/2016/wordml/cid" xmlns:w16="http://schemas.microsoft.com/office/word/2018/wordml" xmlns:w16sdtdh="http://schemas.microsoft.com/office/word/2020/wordml/sdtdatahash" xmlns:w16se="http://schemas.microsoft.com/office/word/2015/wordml/symex" xmlns:wpg="http://schemas.microsoft.com/office/word/2010/wordprocessingGroup" xmlns:wpi="http://schemas.microsoft.com/office/word/2010/wordprocessingInk" xmlns:wne="http://schemas.microsoft.com/office/word/2006/wordml" xmlns:wps="http://schemas.microsoft.com/office/word/2010/wordprocessingShape" mc:Ignorable="w14 w15 w16se w16cid w16 w16cex w16sdtdh wp14">
   <w:body>
     <w:p>
-      <w:r>
-        <w:rPr>
-          <w:rFonts w:ascii="Times New Roman" w:hAnsi="Times New Roman"/>
+      <w:pPr>
+        <w:pBdr>
+          <w:top w:val="nil"/>
+          <w:left w:val="nil"/>
+          <w:bottom w:val="nil"/>
+          <w:right w:val="nil"/>
+          <w:between w:val="nil"/>
+        </w:pBdr>
+        <w:spacing w:after="120"/>
+        <w:rPr>
+          <w:rFonts w:ascii="Times New Roman" w:hAnsi="Times New Roman" w:cs="Times New Roman"/>
+          <w:color w:val="000000"/>
+          <w:sz w:val="24"/>
+          <w:szCs w:val="24"/>
+        </w:rPr>
+      </w:pPr>
+      <w:r>
+        <w:rPr>
+          <w:rFonts w:ascii="Times New Roman" w:hAnsi="Times New Roman" w:cs="Times New Roman"/>
+          <w:color w:val="000000"/>
+          <w:sz w:val="24"/>
+          <w:szCs w:val="24"/>
+        </w:rPr>
+        <w:t>Травень 17 Середа</w:t>
+      </w:r>
+      <w:r>
+        <w:rPr>
+          <w:rFonts w:ascii="Times New Roman" w:hAnsi="Times New Roman" w:cs="Times New Roman"/>
+          <w:color w:val="000000"/>
+          <w:sz w:val="24"/>
+          <w:szCs w:val="24"/>
+        </w:rPr>
+        <w:br/>
+        <w:t>17 (4) Віддання свята Преполовення.</w:t>
+      </w:r>
+    </w:p>
+    <w:p>
+      <w:pPr>
+        <w:pBdr>
+          <w:top w:val="nil"/>
+          <w:left w:val="nil"/>
+          <w:bottom w:val="nil"/>
+          <w:right w:val="nil"/>
+          <w:between w:val="nil"/>
+        </w:pBdr>
+        <w:spacing w:after="120"/>
+        <w:rPr>
+          <w:rFonts w:ascii="Times New Roman" w:hAnsi="Times New Roman" w:cs="Times New Roman"/>
+          <w:color w:val="000000"/>
+          <w:sz w:val="24"/>
+          <w:szCs w:val="24"/>
+        </w:rPr>
+      </w:pPr>
+      <w:r>
+        <w:rPr>
+          <w:rFonts w:ascii="Times New Roman" w:hAnsi="Times New Roman" w:cs="Times New Roman"/>
+          <w:color w:val="000000"/>
+          <w:sz w:val="24"/>
+          <w:szCs w:val="24"/>
+        </w:rPr>
+        <w:t>Св. мчц. Пелагії.</w:t>
+      </w:r>
+      <w:r>
+        <w:rPr>
+          <w:rFonts w:ascii="Times New Roman" w:hAnsi="Times New Roman" w:cs="Times New Roman"/>
+          <w:color w:val="000000"/>
+          <w:sz w:val="24"/>
+          <w:szCs w:val="24"/>
+        </w:rPr>
+        <w:br/>
+      </w:r>
+    </w:p>
+    <w:p>
+      <w:pPr>
+        <w:pStyle w:val="1"/>
+        <w:spacing w:after="120"/>
+        <w:jc w:val="center"/>
+        <w:rPr>
+          <w:rFonts w:ascii="Times New Roman" w:hAnsi="Times New Roman" w:cs="Times New Roman"/>
           <w:b/>
-          <w:sz w:val="24"/>
-        </w:rPr>
-        <w:t>Червень 5, Середа</w:t>
-      </w:r>
-    </w:p>
-    <w:p>
-      <w:r>
-        <w:rPr>
-          <w:rFonts w:ascii="Times New Roman" w:hAnsi="Times New Roman"/>
-          <w:sz w:val="24"/>
-        </w:rPr>
-        <w:t>Віддання свята Преполовення. Св. сщмч. Доротея, єп. Тирського Св. мч. Косми, пресвіт. вірменського</w:t>
-      </w:r>
-    </w:p>
-    <w:p>
-      <w:pPr>
-        <w:pStyle w:val="1"/>
-        <w:spacing w:after="120"/>
-        <w:jc w:val="center"/>
+        </w:rPr>
+      </w:pPr>
+      <w:r>
         <w:rPr>
           <w:rFonts w:ascii="Times New Roman" w:hAnsi="Times New Roman" w:cs="Times New Roman"/>
           <w:b/>
         </w:rPr>
-      </w:pPr>
+        <w:t>ВЕЧІРНЯ</w:t>
+      </w:r>
+    </w:p>
+    <w:p>
+      <w:pPr>
+        <w:spacing w:after="120"/>
+        <w:jc w:val="both"/>
+        <w:rPr>
+          <w:rFonts w:ascii="Times New Roman" w:hAnsi="Times New Roman" w:cs="Times New Roman"/>
+          <w:sz w:val="24"/>
+          <w:szCs w:val="24"/>
+        </w:rPr>
+      </w:pPr>
+      <w:r>
+        <w:rPr>
+          <w:rFonts w:ascii="Times New Roman" w:hAnsi="Times New Roman" w:cs="Times New Roman"/>
+          <w:i/>
+          <w:color w:val="FF0000"/>
+          <w:sz w:val="24"/>
+          <w:szCs w:val="24"/>
+        </w:rPr>
+        <w:t>Священик:</w:t>
+      </w:r>
+      <w:r>
+        <w:rPr>
+          <w:rFonts w:ascii="Times New Roman" w:hAnsi="Times New Roman" w:cs="Times New Roman"/>
+          <w:color w:val="FF0000"/>
+          <w:sz w:val="24"/>
+          <w:szCs w:val="24"/>
+        </w:rPr>
+        <w:t xml:space="preserve"> </w:t>
+      </w:r>
+      <w:r>
+        <w:rPr>
+          <w:rFonts w:ascii="Times New Roman" w:hAnsi="Times New Roman" w:cs="Times New Roman"/>
+          <w:sz w:val="24"/>
+          <w:szCs w:val="24"/>
+        </w:rPr>
+        <w:t>Благословенний Бог наш завжди, нині і повсякчас, і на віки віків.</w:t>
+      </w:r>
+    </w:p>
+    <w:p>
+      <w:pPr>
+        <w:spacing w:after="120"/>
+        <w:jc w:val="both"/>
+        <w:rPr>
+          <w:rFonts w:ascii="Times New Roman" w:hAnsi="Times New Roman" w:cs="Times New Roman"/>
+          <w:sz w:val="24"/>
+          <w:szCs w:val="24"/>
+        </w:rPr>
+      </w:pPr>
+      <w:r>
+        <w:rPr>
+          <w:rFonts w:ascii="Times New Roman" w:hAnsi="Times New Roman" w:cs="Times New Roman"/>
+          <w:i/>
+          <w:color w:val="FF0000"/>
+          <w:sz w:val="24"/>
+          <w:szCs w:val="24"/>
+        </w:rPr>
+        <w:t>Вірні:</w:t>
+      </w:r>
+      <w:r>
+        <w:rPr>
+          <w:rFonts w:ascii="Times New Roman" w:hAnsi="Times New Roman" w:cs="Times New Roman"/>
+          <w:color w:val="FF0000"/>
+          <w:sz w:val="24"/>
+          <w:szCs w:val="24"/>
+        </w:rPr>
+        <w:t xml:space="preserve"> </w:t>
+      </w:r>
+      <w:r>
+        <w:rPr>
+          <w:rFonts w:ascii="Times New Roman" w:hAnsi="Times New Roman" w:cs="Times New Roman"/>
+          <w:sz w:val="24"/>
+          <w:szCs w:val="24"/>
+        </w:rPr>
+        <w:t>Амінь.</w:t>
+      </w:r>
+    </w:p>
+    <w:p>
+      <w:pPr>
+        <w:spacing w:after="120"/>
+        <w:jc w:val="both"/>
+        <w:rPr>
+          <w:rFonts w:ascii="Times New Roman" w:hAnsi="Times New Roman" w:cs="Times New Roman"/>
+          <w:color w:val="000000"/>
+          <w:sz w:val="24"/>
+          <w:szCs w:val="24"/>
+        </w:rPr>
+      </w:pPr>
+      <w:r>
+        <w:rPr>
+          <w:rFonts w:ascii="Times New Roman" w:hAnsi="Times New Roman" w:cs="Times New Roman"/>
+          <w:color w:val="000000"/>
+          <w:sz w:val="24"/>
+          <w:szCs w:val="24"/>
+        </w:rPr>
+        <w:t>Христос воскрес із мертвих,* смертю смерть подолав* і тим, що в гробах, життя дарував.</w:t>
+      </w:r>
+    </w:p>
+    <w:p>
+      <w:pPr>
+        <w:spacing w:after="120"/>
+        <w:jc w:val="both"/>
+        <w:rPr>
+          <w:rFonts w:ascii="Times New Roman" w:hAnsi="Times New Roman" w:cs="Times New Roman"/>
+          <w:i/>
+          <w:color w:val="FF0000"/>
+          <w:sz w:val="24"/>
+          <w:szCs w:val="24"/>
+        </w:rPr>
+      </w:pPr>
+      <w:r>
+        <w:rPr>
+          <w:rFonts w:ascii="Times New Roman" w:hAnsi="Times New Roman" w:cs="Times New Roman"/>
+          <w:i/>
+          <w:color w:val="FF0000"/>
+          <w:sz w:val="24"/>
+          <w:szCs w:val="24"/>
+        </w:rPr>
+        <w:t>Напереміну зі священиками цей тропар співається тричі</w:t>
+      </w:r>
+    </w:p>
+    <w:p>
+      <w:pPr>
+        <w:spacing w:after="120"/>
+        <w:jc w:val="both"/>
+        <w:rPr>
+          <w:rFonts w:ascii="Times New Roman" w:hAnsi="Times New Roman" w:cs="Times New Roman"/>
+          <w:sz w:val="24"/>
+          <w:szCs w:val="24"/>
+        </w:rPr>
+      </w:pPr>
+    </w:p>
+    <w:p>
+      <w:pPr>
+        <w:spacing w:after="120"/>
+        <w:jc w:val="both"/>
+        <w:rPr>
+          <w:rFonts w:ascii="Times New Roman" w:hAnsi="Times New Roman" w:cs="Times New Roman"/>
+          <w:i/>
+          <w:sz w:val="24"/>
+          <w:szCs w:val="24"/>
+        </w:rPr>
+      </w:pPr>
+      <w:r>
+        <w:rPr>
+          <w:rFonts w:ascii="Times New Roman" w:hAnsi="Times New Roman" w:cs="Times New Roman"/>
+          <w:sz w:val="24"/>
+          <w:szCs w:val="24"/>
+        </w:rPr>
+        <w:t xml:space="preserve">Святий Боже, святий Кріпкий, святий Безсмертний, помилуй нас </w:t>
+      </w:r>
+      <w:r>
+        <w:rPr>
+          <w:rFonts w:ascii="Times New Roman" w:hAnsi="Times New Roman" w:cs="Times New Roman"/>
+          <w:i/>
+          <w:color w:val="FF0000"/>
+          <w:sz w:val="24"/>
+          <w:szCs w:val="24"/>
+        </w:rPr>
+        <w:t>(3 р.)</w:t>
+      </w:r>
+    </w:p>
+    <w:p>
+      <w:pPr>
+        <w:spacing w:after="120"/>
+        <w:jc w:val="both"/>
+        <w:rPr>
+          <w:rFonts w:ascii="Times New Roman" w:hAnsi="Times New Roman" w:cs="Times New Roman"/>
+          <w:sz w:val="24"/>
+          <w:szCs w:val="24"/>
+        </w:rPr>
+      </w:pPr>
+      <w:r>
+        <w:rPr>
+          <w:rFonts w:ascii="Times New Roman" w:hAnsi="Times New Roman" w:cs="Times New Roman"/>
+          <w:sz w:val="24"/>
+          <w:szCs w:val="24"/>
+        </w:rPr>
+        <w:t xml:space="preserve">Слава Отцю, і Сину, і Святому Духові,* і нині </w:t>
+      </w:r>
+      <w:r>
+        <w:rPr>
+          <w:rFonts w:ascii="Times New Roman" w:hAnsi="Times New Roman" w:cs="Times New Roman"/>
+          <w:sz w:val="24"/>
+          <w:szCs w:val="24"/>
+        </w:rPr>
+        <w:t>і повсякчас, і на віки віків. Амінь.</w:t>
+      </w:r>
+    </w:p>
+    <w:p>
+      <w:pPr>
+        <w:spacing w:after="120"/>
+        <w:jc w:val="both"/>
+        <w:rPr>
+          <w:rFonts w:ascii="Times New Roman" w:hAnsi="Times New Roman" w:cs="Times New Roman"/>
+          <w:sz w:val="24"/>
+          <w:szCs w:val="24"/>
+        </w:rPr>
+      </w:pPr>
+      <w:r>
+        <w:rPr>
+          <w:rFonts w:ascii="Times New Roman" w:hAnsi="Times New Roman" w:cs="Times New Roman"/>
+          <w:sz w:val="24"/>
+          <w:szCs w:val="24"/>
+        </w:rPr>
+        <w:t>Пресвята Тройце, помилуй нас;* Господи, очисти гріхи наші;* Владико, прости беззаконня наші;* Святий, завітай і зціли немочі наші імени твого ради.</w:t>
+      </w:r>
+    </w:p>
+    <w:p>
+      <w:pPr>
+        <w:spacing w:after="120"/>
+        <w:jc w:val="both"/>
+        <w:rPr>
+          <w:rFonts w:ascii="Times New Roman" w:hAnsi="Times New Roman" w:cs="Times New Roman"/>
+          <w:i/>
+          <w:sz w:val="24"/>
+          <w:szCs w:val="24"/>
+        </w:rPr>
+      </w:pPr>
+      <w:r>
+        <w:rPr>
+          <w:rFonts w:ascii="Times New Roman" w:hAnsi="Times New Roman" w:cs="Times New Roman"/>
+          <w:sz w:val="24"/>
+          <w:szCs w:val="24"/>
+        </w:rPr>
+        <w:t>Господи, помилуй</w:t>
+      </w:r>
+      <w:r>
+        <w:rPr>
+          <w:rFonts w:ascii="Times New Roman" w:hAnsi="Times New Roman" w:cs="Times New Roman"/>
+          <w:i/>
+          <w:sz w:val="24"/>
+          <w:szCs w:val="24"/>
+        </w:rPr>
+        <w:t xml:space="preserve"> </w:t>
+      </w:r>
+      <w:r>
+        <w:rPr>
+          <w:rFonts w:ascii="Times New Roman" w:hAnsi="Times New Roman" w:cs="Times New Roman"/>
+          <w:i/>
+          <w:color w:val="FF0000"/>
+          <w:sz w:val="24"/>
+          <w:szCs w:val="24"/>
+        </w:rPr>
+        <w:t>(3 р.)</w:t>
+      </w:r>
+    </w:p>
+    <w:p>
+      <w:pPr>
+        <w:spacing w:after="120"/>
+        <w:jc w:val="both"/>
+        <w:rPr>
+          <w:rFonts w:ascii="Times New Roman" w:hAnsi="Times New Roman" w:cs="Times New Roman"/>
+          <w:sz w:val="24"/>
+          <w:szCs w:val="24"/>
+        </w:rPr>
+      </w:pPr>
+      <w:r>
+        <w:rPr>
+          <w:rFonts w:ascii="Times New Roman" w:hAnsi="Times New Roman" w:cs="Times New Roman"/>
+          <w:sz w:val="24"/>
+          <w:szCs w:val="24"/>
+        </w:rPr>
+        <w:t>Слава Отцю, і Сину, і Святому Духові.* І</w:t>
+      </w:r>
       <w:r>
         <w:rPr>
           <w:rFonts w:ascii="Times New Roman" w:hAnsi="Times New Roman" w:cs="Times New Roman"/>
           <w:b/>
-        </w:rPr>
-        <w:t>ВЕЧІРНЯ</w:t>
-      </w:r>
-    </w:p>
-    <w:p>
-      <w:pPr>
-        <w:spacing w:after="120"/>
-        <w:jc w:val="both"/>
-        <w:rPr>
-          <w:rFonts w:ascii="Times New Roman" w:hAnsi="Times New Roman" w:cs="Times New Roman"/>
-          <w:sz w:val="24"/>
-          <w:szCs w:val="24"/>
-        </w:rPr>
-      </w:pPr>
-      <w:r>
-        <w:rPr>
-          <w:rFonts w:ascii="Times New Roman" w:hAnsi="Times New Roman"/>
-          <w:i/>
-          <w:color w:val="FF4400"/>
-          <w:sz w:val="24"/>
+          <w:sz w:val="24"/>
+          <w:szCs w:val="24"/>
+        </w:rPr>
+        <w:t xml:space="preserve"> </w:t>
+      </w:r>
+      <w:r>
+        <w:rPr>
+          <w:rFonts w:ascii="Times New Roman" w:hAnsi="Times New Roman" w:cs="Times New Roman"/>
+          <w:sz w:val="24"/>
+          <w:szCs w:val="24"/>
+        </w:rPr>
+        <w:t>нині і повсякчас, і на віки віків. Амінь.</w:t>
+      </w:r>
+    </w:p>
+    <w:p>
+      <w:pPr>
+        <w:spacing w:after="120"/>
+        <w:jc w:val="both"/>
+        <w:rPr>
+          <w:rFonts w:ascii="Times New Roman" w:hAnsi="Times New Roman" w:cs="Times New Roman"/>
+          <w:sz w:val="24"/>
+          <w:szCs w:val="24"/>
+        </w:rPr>
+      </w:pPr>
+      <w:r>
+        <w:rPr>
+          <w:rFonts w:ascii="Times New Roman" w:hAnsi="Times New Roman" w:cs="Times New Roman"/>
+          <w:sz w:val="24"/>
+          <w:szCs w:val="24"/>
+        </w:rPr>
+        <w:t>Отче наш, що єси на небесах,* нехай святиться ім’я твоє,* нехай прийде царство твоє,* нехай буде воля твоя, як на небі, так і на землі.* Хліб наш насущний дай нам сьогодні,* і прости нам провини наші,* як і ми прощ</w:t>
+      </w:r>
+      <w:r>
+        <w:rPr>
+          <w:rFonts w:ascii="Times New Roman" w:hAnsi="Times New Roman" w:cs="Times New Roman"/>
+          <w:sz w:val="24"/>
+          <w:szCs w:val="24"/>
+        </w:rPr>
+        <w:t>аємо винуватцям нашим,* і не введи нас у спокусу,* але визволи нас від лукавого.</w:t>
+      </w:r>
+    </w:p>
+    <w:p>
+      <w:pPr>
+        <w:spacing w:after="120"/>
+        <w:jc w:val="both"/>
+        <w:rPr>
+          <w:rFonts w:ascii="Times New Roman" w:hAnsi="Times New Roman" w:cs="Times New Roman"/>
+          <w:sz w:val="24"/>
+          <w:szCs w:val="24"/>
+        </w:rPr>
+      </w:pPr>
+      <w:r>
+        <w:rPr>
+          <w:rFonts w:ascii="Times New Roman" w:hAnsi="Times New Roman" w:cs="Times New Roman"/>
+          <w:i/>
+          <w:color w:val="FF0000"/>
+          <w:sz w:val="24"/>
+          <w:szCs w:val="24"/>
         </w:rPr>
         <w:t>Священик:</w:t>
       </w:r>
       <w:r>
         <w:rPr>
-          <w:rFonts w:ascii="Times New Roman" w:hAnsi="Times New Roman"/>
-          <w:sz w:val="24"/>
-        </w:rPr>
-        <w:t xml:space="preserve"> Благословенний Бог наш завжди, нині і повсякчас, і на віки віків.</w:t>
-      </w:r>
-    </w:p>
-    <w:p>
-      <w:pPr>
-        <w:spacing w:after="120"/>
-        <w:jc w:val="both"/>
-        <w:rPr>
-          <w:rFonts w:ascii="Times New Roman" w:hAnsi="Times New Roman" w:cs="Times New Roman"/>
-          <w:sz w:val="24"/>
-          <w:szCs w:val="24"/>
-        </w:rPr>
-      </w:pPr>
-      <w:r>
-        <w:rPr>
-          <w:rFonts w:ascii="Times New Roman" w:hAnsi="Times New Roman" w:cs="Times New Roman"/>
-          <w:i/>
-          <w:color w:val="FF0000"/>
-          <w:sz w:val="24"/>
-          <w:szCs w:val="24"/>
-        </w:rPr>
-        <w:t>Вірні:</w:t>
-      </w:r>
-      <w:r>
-        <w:rPr>
-          <w:rFonts w:ascii="Times New Roman" w:hAnsi="Times New Roman" w:cs="Times New Roman"/>
-          <w:color w:val="FF0000"/>
-          <w:sz w:val="24"/>
-          <w:szCs w:val="24"/>
-        </w:rPr>
-        <w:t xml:space="preserve"> </w:t>
-      </w:r>
-      <w:r>
-        <w:rPr>
-          <w:rFonts w:ascii="Times New Roman" w:hAnsi="Times New Roman" w:cs="Times New Roman"/>
-          <w:sz w:val="24"/>
-          <w:szCs w:val="24"/>
-        </w:rPr>
-        <w:t>Амінь.</w:t>
-      </w:r>
-    </w:p>
-    <w:p>
-      <w:pPr>
-        <w:spacing w:after="120"/>
-        <w:jc w:val="both"/>
-        <w:rPr>
-          <w:rFonts w:ascii="Times New Roman" w:hAnsi="Times New Roman" w:cs="Times New Roman"/>
-          <w:color w:val="000000"/>
-          <w:sz w:val="24"/>
-          <w:szCs w:val="24"/>
-        </w:rPr>
-      </w:pPr>
-      <w:r>
-        <w:rPr>
-          <w:rFonts w:ascii="Times New Roman" w:hAnsi="Times New Roman" w:cs="Times New Roman"/>
-          <w:color w:val="000000"/>
-          <w:sz w:val="24"/>
-          <w:szCs w:val="24"/>
-        </w:rPr>
-        <w:t>Христос воскрес із мертвих,* смертю смерть подолав* і тим, що в гробах, життя дарував.</w:t>
-      </w:r>
-    </w:p>
-    <w:p>
-      <w:pPr>
-        <w:spacing w:after="120"/>
-        <w:jc w:val="both"/>
-        <w:rPr>
-          <w:rFonts w:ascii="Times New Roman" w:hAnsi="Times New Roman" w:cs="Times New Roman"/>
-          <w:i/>
-          <w:color w:val="FF0000"/>
-          <w:sz w:val="24"/>
-          <w:szCs w:val="24"/>
-        </w:rPr>
-      </w:pPr>
-      <w:r>
-        <w:rPr>
-          <w:rFonts w:ascii="Times New Roman" w:hAnsi="Times New Roman" w:cs="Times New Roman"/>
-          <w:i/>
-          <w:color w:val="FF0000"/>
-          <w:sz w:val="24"/>
-          <w:szCs w:val="24"/>
-        </w:rPr>
-        <w:t>Напереміну зі священиками цей тропар співається тричі</w:t>
-      </w:r>
-    </w:p>
-    <w:p>
-      <w:pPr>
-        <w:spacing w:after="120"/>
-        <w:jc w:val="both"/>
-        <w:rPr>
-          <w:rFonts w:ascii="Times New Roman" w:hAnsi="Times New Roman" w:cs="Times New Roman"/>
-          <w:sz w:val="24"/>
-          <w:szCs w:val="24"/>
-        </w:rPr>
-      </w:pPr>
-    </w:p>
-    <w:p>
-      <w:pPr>
-        <w:spacing w:after="120"/>
-        <w:jc w:val="both"/>
-        <w:rPr>
-          <w:rFonts w:ascii="Times New Roman" w:hAnsi="Times New Roman" w:cs="Times New Roman"/>
-          <w:i/>
-          <w:sz w:val="24"/>
-          <w:szCs w:val="24"/>
-        </w:rPr>
-      </w:pPr>
-      <w:r>
-        <w:rPr>
-          <w:rFonts w:ascii="Times New Roman" w:hAnsi="Times New Roman" w:cs="Times New Roman"/>
-          <w:sz w:val="24"/>
-          <w:szCs w:val="24"/>
-        </w:rPr>
-        <w:t xml:space="preserve">Святий Боже, святий Кріпкий, святий Безсмертний, помилуй нас </w:t>
-      </w:r>
-      <w:r>
-        <w:rPr>
-          <w:rFonts w:ascii="Times New Roman" w:hAnsi="Times New Roman" w:cs="Times New Roman"/>
-          <w:i/>
-          <w:color w:val="FF0000"/>
-          <w:sz w:val="24"/>
-          <w:szCs w:val="24"/>
-        </w:rPr>
-        <w:t>(3 р.)</w:t>
-      </w:r>
-    </w:p>
-    <w:p>
-      <w:pPr>
-        <w:spacing w:after="120"/>
-        <w:jc w:val="both"/>
-        <w:rPr>
-          <w:rFonts w:ascii="Times New Roman" w:hAnsi="Times New Roman" w:cs="Times New Roman"/>
-          <w:sz w:val="24"/>
-          <w:szCs w:val="24"/>
-        </w:rPr>
-      </w:pPr>
-      <w:r>
-        <w:rPr>
-          <w:rFonts w:ascii="Times New Roman" w:hAnsi="Times New Roman" w:cs="Times New Roman"/>
-          <w:sz w:val="24"/>
-          <w:szCs w:val="24"/>
-        </w:rPr>
-        <w:t xml:space="preserve">Слава Отцю, і Сину, і Святому Духові,* і нині </w:t>
-      </w:r>
-      <w:r>
-        <w:rPr>
-          <w:rFonts w:ascii="Times New Roman" w:hAnsi="Times New Roman" w:cs="Times New Roman"/>
-          <w:sz w:val="24"/>
-          <w:szCs w:val="24"/>
-        </w:rPr>
-        <w:t>і повсякчас, і на віки віків. Амінь.</w:t>
-      </w:r>
-    </w:p>
-    <w:p>
-      <w:pPr>
-        <w:spacing w:after="120"/>
-        <w:jc w:val="both"/>
-        <w:rPr>
-          <w:rFonts w:ascii="Times New Roman" w:hAnsi="Times New Roman" w:cs="Times New Roman"/>
-          <w:sz w:val="24"/>
-          <w:szCs w:val="24"/>
-        </w:rPr>
-      </w:pPr>
-      <w:r>
-        <w:rPr>
-          <w:rFonts w:ascii="Times New Roman" w:hAnsi="Times New Roman" w:cs="Times New Roman"/>
-          <w:sz w:val="24"/>
-          <w:szCs w:val="24"/>
-        </w:rPr>
-        <w:t>Пресвята Тройце, помилуй нас;* Господи, очисти гріхи наші;* Владико, прости беззаконня наші;* Святий, завітай і зціли немочі наші імени твого ради.</w:t>
-      </w:r>
-    </w:p>
-    <w:p>
-      <w:pPr>
-        <w:spacing w:after="120"/>
-        <w:jc w:val="both"/>
-        <w:rPr>
-          <w:rFonts w:ascii="Times New Roman" w:hAnsi="Times New Roman" w:cs="Times New Roman"/>
-          <w:i/>
-          <w:sz w:val="24"/>
-          <w:szCs w:val="24"/>
-        </w:rPr>
-      </w:pPr>
-      <w:r>
-        <w:rPr>
-          <w:rFonts w:ascii="Times New Roman" w:hAnsi="Times New Roman" w:cs="Times New Roman"/>
-          <w:sz w:val="24"/>
-          <w:szCs w:val="24"/>
-        </w:rPr>
-        <w:t>Господи, помилуй</w:t>
-      </w:r>
-      <w:r>
-        <w:rPr>
-          <w:rFonts w:ascii="Times New Roman" w:hAnsi="Times New Roman" w:cs="Times New Roman"/>
-          <w:i/>
-          <w:sz w:val="24"/>
-          <w:szCs w:val="24"/>
-        </w:rPr>
-        <w:t xml:space="preserve"> </w:t>
-      </w:r>
-      <w:r>
-        <w:rPr>
-          <w:rFonts w:ascii="Times New Roman" w:hAnsi="Times New Roman" w:cs="Times New Roman"/>
-          <w:i/>
-          <w:color w:val="FF0000"/>
-          <w:sz w:val="24"/>
-          <w:szCs w:val="24"/>
-        </w:rPr>
-        <w:t>(3 р.)</w:t>
-      </w:r>
-    </w:p>
-    <w:p>
-      <w:pPr>
-        <w:spacing w:after="120"/>
-        <w:jc w:val="both"/>
-        <w:rPr>
-          <w:rFonts w:ascii="Times New Roman" w:hAnsi="Times New Roman" w:cs="Times New Roman"/>
-          <w:sz w:val="24"/>
-          <w:szCs w:val="24"/>
-        </w:rPr>
-      </w:pPr>
-      <w:r>
-        <w:rPr>
-          <w:rFonts w:ascii="Times New Roman" w:hAnsi="Times New Roman" w:cs="Times New Roman"/>
-          <w:sz w:val="24"/>
-          <w:szCs w:val="24"/>
-        </w:rPr>
-        <w:t>Слава Отцю, і Сину, і Святому Духові.* І</w:t>
-      </w:r>
-      <w:r>
-        <w:rPr>
-          <w:rFonts w:ascii="Times New Roman" w:hAnsi="Times New Roman" w:cs="Times New Roman"/>
-          <w:b/>
-          <w:sz w:val="24"/>
-          <w:szCs w:val="24"/>
-        </w:rPr>
-        <w:t xml:space="preserve"> </w:t>
-      </w:r>
-      <w:r>
-        <w:rPr>
-          <w:rFonts w:ascii="Times New Roman" w:hAnsi="Times New Roman" w:cs="Times New Roman"/>
-          <w:sz w:val="24"/>
-          <w:szCs w:val="24"/>
-        </w:rPr>
-        <w:t>нині і повсякчас, і на віки віків. Амінь.</w:t>
-      </w:r>
-    </w:p>
-    <w:p>
-      <w:pPr>
-        <w:spacing w:after="120"/>
-        <w:jc w:val="both"/>
-        <w:rPr>
-          <w:rFonts w:ascii="Times New Roman" w:hAnsi="Times New Roman" w:cs="Times New Roman"/>
-          <w:sz w:val="24"/>
-          <w:szCs w:val="24"/>
-        </w:rPr>
-      </w:pPr>
-      <w:r>
-        <w:rPr>
-          <w:rFonts w:ascii="Times New Roman" w:hAnsi="Times New Roman" w:cs="Times New Roman"/>
-          <w:sz w:val="24"/>
-          <w:szCs w:val="24"/>
-        </w:rPr>
-        <w:t>Отче наш, що єси на небесах,* нехай святиться ім’я твоє,* нехай прийде царство твоє,* нехай буде воля твоя, як на небі, так і на землі.* Хліб наш насущний дай нам сьогодні,* і прости нам провини наші,* як і ми прощ</w:t>
-      </w:r>
-      <w:r>
-        <w:rPr>
-          <w:rFonts w:ascii="Times New Roman" w:hAnsi="Times New Roman" w:cs="Times New Roman"/>
-          <w:sz w:val="24"/>
-          <w:szCs w:val="24"/>
-        </w:rPr>
-        <w:t>аємо винуватцям нашим,* і не введи нас у спокусу,* але визволи нас від лукавого.</w:t>
-      </w:r>
-    </w:p>
-    <w:p>
-      <w:pPr>
-        <w:spacing w:after="120"/>
-        <w:jc w:val="both"/>
-        <w:rPr>
-          <w:rFonts w:ascii="Times New Roman" w:hAnsi="Times New Roman" w:cs="Times New Roman"/>
-          <w:sz w:val="24"/>
-          <w:szCs w:val="24"/>
-        </w:rPr>
-      </w:pPr>
-      <w:r>
-        <w:rPr>
-          <w:rFonts w:ascii="Times New Roman" w:hAnsi="Times New Roman"/>
-          <w:i/>
-          <w:color w:val="FF4400"/>
-          <w:sz w:val="24"/>
-        </w:rPr>
-        <w:t>Священик:</w:t>
-      </w:r>
-      <w:r>
-        <w:rPr>
-          <w:rFonts w:ascii="Times New Roman" w:hAnsi="Times New Roman"/>
-          <w:sz w:val="24"/>
+          <w:rFonts w:ascii="Times New Roman" w:hAnsi="Times New Roman" w:cs="Times New Roman"/>
+          <w:sz w:val="24"/>
+          <w:szCs w:val="24"/>
         </w:rPr>
         <w:t xml:space="preserve"> Бо твоє є царство, і сила, і слава, Отця, і Сина, і Святого Духа, нині і повсякчас, і на віки віків.</w:t>
       </w:r>
@@ -2605,19 +2672,29 @@
       </w:pPr>
       <w:r>
         <w:rPr>
-          <w:rFonts w:ascii="Times New Roman" w:hAnsi="Times New Roman"/>
-          <w:i/>
-          <w:color w:val="FF4400"/>
-          <w:sz w:val="24"/>
+          <w:rFonts w:ascii="Times New Roman" w:hAnsi="Times New Roman" w:cs="Times New Roman"/>
+          <w:i/>
+          <w:color w:val="FF0000"/>
+          <w:sz w:val="24"/>
+          <w:szCs w:val="24"/>
         </w:rPr>
         <w:t>Священик:</w:t>
       </w:r>
       <w:r>
         <w:rPr>
-          <w:rFonts w:ascii="Times New Roman" w:hAnsi="Times New Roman"/>
-          <w:sz w:val="24"/>
-        </w:rPr>
-        <w:t xml:space="preserve"> Бо тобі належить усяка слава, честь і поклоніння, Отцю, і Сину, і Святому Духові, нині і повсякчас, і на віки віків.</w:t>
+          <w:rFonts w:ascii="Times New Roman" w:hAnsi="Times New Roman" w:cs="Times New Roman"/>
+          <w:sz w:val="24"/>
+          <w:szCs w:val="24"/>
+        </w:rPr>
+        <w:t xml:space="preserve"> Бо тобі належить усяка слава, ч</w:t>
+      </w:r>
+      <w:r>
+        <w:rPr>
+          <w:rFonts w:ascii="Times New Roman" w:hAnsi="Times New Roman" w:cs="Times New Roman"/>
+          <w:sz w:val="24"/>
+          <w:szCs w:val="24"/>
+        </w:rPr>
+        <w:t>есть і поклоніння, Отцю, і Сину, і Святому Духові, нині і повсякчас, і на віки віків.</w:t>
       </w:r>
     </w:p>
     <w:p>
@@ -3991,19 +4068,30 @@
       </w:pPr>
       <w:r>
         <w:rPr>
-          <w:rFonts w:ascii="Times New Roman" w:hAnsi="Times New Roman"/>
-          <w:i/>
-          <w:color w:val="FF4400"/>
-          <w:sz w:val="24"/>
+          <w:rFonts w:ascii="Times New Roman" w:hAnsi="Times New Roman" w:cs="Times New Roman"/>
+          <w:i/>
+          <w:color w:val="FF0000"/>
+          <w:sz w:val="24"/>
+          <w:szCs w:val="24"/>
         </w:rPr>
         <w:t>Священик:</w:t>
       </w:r>
       <w:r>
         <w:rPr>
-          <w:rFonts w:ascii="Times New Roman" w:hAnsi="Times New Roman"/>
-          <w:sz w:val="24"/>
-        </w:rPr>
-        <w:t xml:space="preserve"> Мир всім.</w:t>
+          <w:rFonts w:ascii="Times New Roman" w:hAnsi="Times New Roman" w:cs="Times New Roman"/>
+          <w:color w:val="FF0000"/>
+          <w:sz w:val="24"/>
+          <w:szCs w:val="24"/>
+        </w:rPr>
+        <w:t xml:space="preserve"> </w:t>
+      </w:r>
+      <w:r>
+        <w:rPr>
+          <w:rFonts w:ascii="Times New Roman" w:hAnsi="Times New Roman" w:cs="Times New Roman"/>
+          <w:sz w:val="24"/>
+          <w:szCs w:val="24"/>
+        </w:rPr>
+        <w:t>Мир всім.</w:t>
       </w:r>
     </w:p>
     <w:p>
@@ -5010,19 +5098,30 @@
       </w:pPr>
       <w:r>
         <w:rPr>
-          <w:rFonts w:ascii="Times New Roman" w:hAnsi="Times New Roman"/>
-          <w:i/>
-          <w:color w:val="FF4400"/>
-          <w:sz w:val="24"/>
+          <w:rFonts w:ascii="Times New Roman" w:hAnsi="Times New Roman" w:cs="Times New Roman"/>
+          <w:i/>
+          <w:color w:val="FF0000"/>
+          <w:sz w:val="24"/>
+          <w:szCs w:val="24"/>
         </w:rPr>
         <w:t>Священик:</w:t>
       </w:r>
       <w:r>
         <w:rPr>
-          <w:rFonts w:ascii="Times New Roman" w:hAnsi="Times New Roman"/>
-          <w:sz w:val="24"/>
-        </w:rPr>
-        <w:t xml:space="preserve"> Бо ти Бог милости, ласк і чоловіколюбности, і тобі славу віддаємо: Отцю, і Сину, і Святому Духові, нині і повсякчас, і на віки віків.</w:t>
+          <w:rFonts w:ascii="Times New Roman" w:hAnsi="Times New Roman" w:cs="Times New Roman"/>
+          <w:color w:val="FF0000"/>
+          <w:sz w:val="24"/>
+          <w:szCs w:val="24"/>
+        </w:rPr>
+        <w:t xml:space="preserve"> </w:t>
+      </w:r>
+      <w:r>
+        <w:rPr>
+          <w:rFonts w:ascii="Times New Roman" w:hAnsi="Times New Roman" w:cs="Times New Roman"/>
+          <w:sz w:val="24"/>
+          <w:szCs w:val="24"/>
+        </w:rPr>
+        <w:t>Бо ти Бог милости, ласк і чоловіколюбности, і тобі славу віддаємо: Отцю, і Сину, і Святому Духові, нині і повсякчас, і на віки віків.</w:t>
       </w:r>
     </w:p>
     <w:p>
@@ -5075,19 +5174,30 @@
       </w:pPr>
       <w:r>
         <w:rPr>
-          <w:rFonts w:ascii="Times New Roman" w:hAnsi="Times New Roman"/>
-          <w:i/>
-          <w:color w:val="FF4400"/>
-          <w:sz w:val="24"/>
+          <w:rFonts w:ascii="Times New Roman" w:hAnsi="Times New Roman" w:cs="Times New Roman"/>
+          <w:i/>
+          <w:color w:val="FF0000"/>
+          <w:sz w:val="24"/>
+          <w:szCs w:val="24"/>
         </w:rPr>
         <w:t>Священик:</w:t>
       </w:r>
       <w:r>
         <w:rPr>
-          <w:rFonts w:ascii="Times New Roman" w:hAnsi="Times New Roman"/>
-          <w:sz w:val="24"/>
-        </w:rPr>
-        <w:t xml:space="preserve"> Мир всім.</w:t>
+          <w:rFonts w:ascii="Times New Roman" w:hAnsi="Times New Roman" w:cs="Times New Roman"/>
+          <w:color w:val="FF0000"/>
+          <w:sz w:val="24"/>
+          <w:szCs w:val="24"/>
+        </w:rPr>
+        <w:t xml:space="preserve"> </w:t>
+      </w:r>
+      <w:r>
+        <w:rPr>
+          <w:rFonts w:ascii="Times New Roman" w:hAnsi="Times New Roman" w:cs="Times New Roman"/>
+          <w:sz w:val="24"/>
+          <w:szCs w:val="24"/>
+        </w:rPr>
+        <w:t>Мир всім.</w:t>
       </w:r>
     </w:p>
     <w:p>
@@ -5251,19 +5361,30 @@
       </w:pPr>
       <w:r>
         <w:rPr>
-          <w:rFonts w:ascii="Times New Roman" w:hAnsi="Times New Roman"/>
-          <w:i/>
-          <w:color w:val="FF4400"/>
-          <w:sz w:val="24"/>
+          <w:rFonts w:ascii="Times New Roman" w:hAnsi="Times New Roman" w:cs="Times New Roman"/>
+          <w:i/>
+          <w:color w:val="FF0000"/>
+          <w:sz w:val="24"/>
+          <w:szCs w:val="24"/>
         </w:rPr>
         <w:t>Священик:</w:t>
       </w:r>
       <w:r>
         <w:rPr>
-          <w:rFonts w:ascii="Times New Roman" w:hAnsi="Times New Roman"/>
-          <w:sz w:val="24"/>
-        </w:rPr>
-        <w:t xml:space="preserve"> Нехай буде влада царства твого благословенна і дуже прославлена: Отця, і Сина, і Святого Духа, нині і повсякчас, і на віки віків.</w:t>
+          <w:rFonts w:ascii="Times New Roman" w:hAnsi="Times New Roman" w:cs="Times New Roman"/>
+          <w:color w:val="FF0000"/>
+          <w:sz w:val="24"/>
+          <w:szCs w:val="24"/>
+        </w:rPr>
+        <w:t xml:space="preserve"> </w:t>
+      </w:r>
+      <w:r>
+        <w:rPr>
+          <w:rFonts w:ascii="Times New Roman" w:hAnsi="Times New Roman" w:cs="Times New Roman"/>
+          <w:sz w:val="24"/>
+          <w:szCs w:val="24"/>
+        </w:rPr>
+        <w:t>Нехай буде влада царства твого благословенна і дуже прославлена: Отця, і Сина, і Святого Духа, нині і повсякчас, і на віки віків.</w:t>
       </w:r>
     </w:p>
     <w:p>
@@ -5866,17 +5987,19 @@
       </w:pPr>
       <w:r>
         <w:rPr>
-          <w:rFonts w:ascii="Times New Roman" w:hAnsi="Times New Roman"/>
-          <w:i/>
-          <w:color w:val="FF4400"/>
-          <w:sz w:val="24"/>
+          <w:rFonts w:ascii="Times New Roman" w:hAnsi="Times New Roman" w:cs="Times New Roman"/>
+          <w:i/>
+          <w:color w:val="FF0000"/>
+          <w:sz w:val="24"/>
+          <w:szCs w:val="24"/>
         </w:rPr>
         <w:t>Священик:</w:t>
       </w:r>
       <w:r>
         <w:rPr>
-          <w:rFonts w:ascii="Times New Roman" w:hAnsi="Times New Roman"/>
-          <w:sz w:val="24"/>
+          <w:rFonts w:ascii="Times New Roman" w:hAnsi="Times New Roman" w:cs="Times New Roman"/>
+          <w:sz w:val="24"/>
+          <w:szCs w:val="24"/>
         </w:rPr>
         <w:t xml:space="preserve"> Бо твоє є царство, і сила, і слава, Отця, і Сина, і Святого Духа, нині і повсякчас, і на віки віків.</w:t>
       </w:r>
@@ -6469,19 +6592,29 @@
       </w:pPr>
       <w:r>
         <w:rPr>
-          <w:rFonts w:ascii="Times New Roman" w:hAnsi="Times New Roman"/>
-          <w:i/>
-          <w:color w:val="FF4400"/>
-          <w:sz w:val="24"/>
+          <w:rFonts w:ascii="Times New Roman" w:hAnsi="Times New Roman" w:cs="Times New Roman"/>
+          <w:i/>
+          <w:color w:val="FF0000"/>
+          <w:sz w:val="24"/>
+          <w:szCs w:val="24"/>
         </w:rPr>
         <w:t>Священик:</w:t>
       </w:r>
       <w:r>
         <w:rPr>
-          <w:rFonts w:ascii="Times New Roman" w:hAnsi="Times New Roman"/>
-          <w:sz w:val="24"/>
-        </w:rPr>
-        <w:t xml:space="preserve"> Бо милостивий і чоловіколюбець Бог єси, і тобі славу возсилаємо: Отцю, і Сину, і Святому Духові, нині і повсякчас, і на віки віків.</w:t>
+          <w:rFonts w:ascii="Times New Roman" w:hAnsi="Times New Roman" w:cs="Times New Roman"/>
+          <w:sz w:val="24"/>
+          <w:szCs w:val="24"/>
+        </w:rPr>
+        <w:t xml:space="preserve"> Бо мил</w:t>
+      </w:r>
+      <w:r>
+        <w:rPr>
+          <w:rFonts w:ascii="Times New Roman" w:hAnsi="Times New Roman" w:cs="Times New Roman"/>
+          <w:sz w:val="24"/>
+          <w:szCs w:val="24"/>
+        </w:rPr>
+        <w:t>остивий і чоловіколюбець Бог єси, і тобі славу возсилаємо: Отцю, і Сину, і Святому Духові, нині і повсякчас, і на віки віків.</w:t>
       </w:r>
     </w:p>
     <w:p>
@@ -6621,19 +6754,30 @@
       </w:pPr>
       <w:r>
         <w:rPr>
-          <w:rFonts w:ascii="Times New Roman" w:hAnsi="Times New Roman"/>
-          <w:i/>
-          <w:color w:val="FF4400"/>
-          <w:sz w:val="24"/>
+          <w:rFonts w:ascii="Times New Roman" w:hAnsi="Times New Roman" w:cs="Times New Roman"/>
+          <w:i/>
+          <w:color w:val="FF0000"/>
+          <w:sz w:val="24"/>
+          <w:szCs w:val="24"/>
         </w:rPr>
         <w:t>Священик:</w:t>
       </w:r>
       <w:r>
         <w:rPr>
-          <w:rFonts w:ascii="Times New Roman" w:hAnsi="Times New Roman"/>
-          <w:sz w:val="24"/>
-        </w:rPr>
-        <w:t xml:space="preserve"> Благословенний Христос, Бог наш, завжди, нині і повсякчас, і на віки віків.</w:t>
+          <w:rFonts w:ascii="Times New Roman" w:hAnsi="Times New Roman" w:cs="Times New Roman"/>
+          <w:color w:val="FF0000"/>
+          <w:sz w:val="24"/>
+          <w:szCs w:val="24"/>
+        </w:rPr>
+        <w:t xml:space="preserve"> </w:t>
+      </w:r>
+      <w:r>
+        <w:rPr>
+          <w:rFonts w:ascii="Times New Roman" w:hAnsi="Times New Roman" w:cs="Times New Roman"/>
+          <w:sz w:val="24"/>
+          <w:szCs w:val="24"/>
+        </w:rPr>
+        <w:t>Благословенний Христос, Бог наш, завжди, нині і повсякчас, і на віки віків.</w:t>
       </w:r>
     </w:p>
     <w:p>
@@ -6686,19 +6830,30 @@
       </w:pPr>
       <w:r>
         <w:rPr>
-          <w:rFonts w:ascii="Times New Roman" w:hAnsi="Times New Roman"/>
-          <w:i/>
-          <w:color w:val="FF4400"/>
-          <w:sz w:val="24"/>
+          <w:rFonts w:ascii="Times New Roman" w:hAnsi="Times New Roman" w:cs="Times New Roman"/>
+          <w:i/>
+          <w:color w:val="FF0000"/>
+          <w:sz w:val="24"/>
+          <w:szCs w:val="24"/>
         </w:rPr>
         <w:t>Священик:</w:t>
       </w:r>
       <w:r>
         <w:rPr>
-          <w:rFonts w:ascii="Times New Roman" w:hAnsi="Times New Roman"/>
-          <w:sz w:val="24"/>
-        </w:rPr>
-        <w:t xml:space="preserve"> Пресвята Богородице, спаси нас.</w:t>
+          <w:rFonts w:ascii="Times New Roman" w:hAnsi="Times New Roman" w:cs="Times New Roman"/>
+          <w:color w:val="FF0000"/>
+          <w:sz w:val="24"/>
+          <w:szCs w:val="24"/>
+        </w:rPr>
+        <w:t xml:space="preserve"> </w:t>
+      </w:r>
+      <w:r>
+        <w:rPr>
+          <w:rFonts w:ascii="Times New Roman" w:hAnsi="Times New Roman" w:cs="Times New Roman"/>
+          <w:sz w:val="24"/>
+          <w:szCs w:val="24"/>
+        </w:rPr>
+        <w:t>Пресвята Богородице, спаси нас.</w:t>
       </w:r>
     </w:p>
     <w:p>
@@ -6753,19 +6908,30 @@
       </w:pPr>
       <w:r>
         <w:rPr>
-          <w:rFonts w:ascii="Times New Roman" w:hAnsi="Times New Roman"/>
-          <w:i/>
-          <w:color w:val="FF4400"/>
-          <w:sz w:val="24"/>
+          <w:rFonts w:ascii="Times New Roman" w:hAnsi="Times New Roman" w:cs="Times New Roman"/>
+          <w:i/>
+          <w:color w:val="FF0000"/>
+          <w:sz w:val="24"/>
+          <w:szCs w:val="24"/>
         </w:rPr>
         <w:t>Священик:</w:t>
       </w:r>
       <w:r>
         <w:rPr>
-          <w:rFonts w:ascii="Times New Roman" w:hAnsi="Times New Roman"/>
-          <w:sz w:val="24"/>
-        </w:rPr>
-        <w:t xml:space="preserve"> Слава тобі, Христе Боже, надіє наша, слава тобі!</w:t>
+          <w:rFonts w:ascii="Times New Roman" w:hAnsi="Times New Roman" w:cs="Times New Roman"/>
+          <w:color w:val="FF0000"/>
+          <w:sz w:val="24"/>
+          <w:szCs w:val="24"/>
+        </w:rPr>
+        <w:t xml:space="preserve"> </w:t>
+      </w:r>
+      <w:r>
+        <w:rPr>
+          <w:rFonts w:ascii="Times New Roman" w:hAnsi="Times New Roman" w:cs="Times New Roman"/>
+          <w:sz w:val="24"/>
+          <w:szCs w:val="24"/>
+        </w:rPr>
+        <w:t>Слава тобі, Христе Боже, надіє наша, слава тобі!</w:t>
       </w:r>
     </w:p>
     <w:p>
@@ -6828,37 +6994,49 @@
       </w:r>
     </w:p>
     <w:p>
-      <w:r>
-        <w:rPr>
-          <w:rFonts w:ascii="Times New Roman" w:hAnsi="Times New Roman"/>
-          <w:i/>
-          <w:color w:val="FF4400"/>
-          <w:sz w:val="24"/>
+      <w:pPr>
+        <w:spacing w:after="120"/>
+        <w:jc w:val="both"/>
+        <w:rPr>
+          <w:rFonts w:ascii="Times New Roman" w:hAnsi="Times New Roman" w:cs="Times New Roman"/>
+          <w:sz w:val="24"/>
+          <w:szCs w:val="24"/>
+        </w:rPr>
+      </w:pPr>
+      <w:r>
+        <w:rPr>
+          <w:rFonts w:ascii="Times New Roman" w:hAnsi="Times New Roman" w:cs="Times New Roman"/>
+          <w:i/>
+          <w:color w:val="FF0000"/>
+          <w:sz w:val="24"/>
+          <w:szCs w:val="24"/>
         </w:rPr>
         <w:t>Священик:</w:t>
       </w:r>
       <w:r>
         <w:rPr>
-          <w:rFonts w:ascii="Times New Roman" w:hAnsi="Times New Roman"/>
-          <w:sz w:val="24"/>
-        </w:rPr>
-        <w:t xml:space="preserve"> Христос, істинний Бог наш - молитвами пречистої Своєї Матері, силою чесного і животвочого хреста, заступництвом святих славних і всехвальних апостолів, святого, </w:t>
-      </w:r>
-      <w:r>
-        <w:rPr>
-          <w:rFonts w:ascii="Times New Roman" w:hAnsi="Times New Roman"/>
-          <w:i/>
-          <w:color w:val="FF4400"/>
-          <w:sz w:val="24"/>
-        </w:rPr>
-        <w:t>якого є храм</w:t>
-      </w:r>
-      <w:r>
-        <w:rPr>
-          <w:rFonts w:ascii="Times New Roman" w:hAnsi="Times New Roman"/>
-          <w:sz w:val="24"/>
-        </w:rPr>
-        <w:t>, святого священномученика Доротея, єпископа Тирського, святого мученика Косми, пресвітера вірменського і всіх святих - помилує і спасе нас як благий і людинолюбний.</w:t>
+          <w:rFonts w:ascii="Times New Roman" w:hAnsi="Times New Roman" w:cs="Times New Roman"/>
+          <w:color w:val="000000"/>
+          <w:sz w:val="24"/>
+          <w:szCs w:val="24"/>
+        </w:rPr>
+        <w:t> Христос, що воскрес із мертвих, смертю смерть подолав і тим, що в гробах, життя дарував, істинний Бог наш, молитвами пречистої своєї Матері</w:t>
+      </w:r>
+      <w:r>
+        <w:rPr>
+          <w:rFonts w:ascii="Times New Roman" w:hAnsi="Times New Roman" w:cs="Times New Roman"/>
+          <w:sz w:val="24"/>
+          <w:szCs w:val="24"/>
+        </w:rPr>
+        <w:t>, і святих славних і всехвальних апостолів, преподобних і богоносних отців на</w:t>
+      </w:r>
+      <w:r>
+        <w:rPr>
+          <w:rFonts w:ascii="Times New Roman" w:hAnsi="Times New Roman" w:cs="Times New Roman"/>
+          <w:sz w:val="24"/>
+          <w:szCs w:val="24"/>
+        </w:rPr>
+        <w:t>ших, і всіх святих, помилує і спасе нас, як благий і чоловіколюбець.</w:t>
       </w:r>
     </w:p>
     <w:p>
@@ -7080,19 +7258,38 @@
       </w:pPr>
       <w:r>
         <w:rPr>
-          <w:rFonts w:ascii="Times New Roman" w:hAnsi="Times New Roman"/>
-          <w:i/>
-          <w:color w:val="FF4400"/>
-          <w:sz w:val="24"/>
-        </w:rPr>
-        <w:t>Священик:</w:t>
-      </w:r>
-      <w:r>
-        <w:rPr>
-          <w:rFonts w:ascii="Times New Roman" w:hAnsi="Times New Roman"/>
-          <w:sz w:val="24"/>
-        </w:rPr>
-        <w:t xml:space="preserve"> Слава святій, одноістотній, животворящій і нероздільній Тройці, завжди, нині і повсякчас, і на віки віків.</w:t>
+          <w:rFonts w:ascii="Times New Roman" w:hAnsi="Times New Roman" w:cs="Times New Roman"/>
+          <w:i/>
+          <w:color w:val="FF0000"/>
+          <w:sz w:val="24"/>
+          <w:szCs w:val="24"/>
+        </w:rPr>
+        <w:t>Священик</w:t>
+      </w:r>
+      <w:r>
+        <w:rPr>
+          <w:rFonts w:ascii="Times New Roman" w:hAnsi="Times New Roman" w:cs="Times New Roman"/>
+          <w:color w:val="FF0000"/>
+          <w:sz w:val="24"/>
+          <w:szCs w:val="24"/>
+        </w:rPr>
+        <w:t xml:space="preserve">: </w:t>
+      </w:r>
+      <w:r>
+        <w:rPr>
+          <w:rFonts w:ascii="Times New Roman" w:hAnsi="Times New Roman" w:cs="Times New Roman"/>
+          <w:sz w:val="24"/>
+          <w:szCs w:val="24"/>
+        </w:rPr>
+        <w:t>Слава святій, одноістотній, животворящій і нероздільній Трой</w:t>
+      </w:r>
+      <w:r>
+        <w:rPr>
+          <w:rFonts w:ascii="Times New Roman" w:hAnsi="Times New Roman" w:cs="Times New Roman"/>
+          <w:sz w:val="24"/>
+          <w:szCs w:val="24"/>
+        </w:rPr>
+        <w:t>ці, завжди, нині і повсякчас, і на віки віків.</w:t>
       </w:r>
     </w:p>
     <w:p>
@@ -11116,19 +11313,29 @@
       </w:pPr>
       <w:r>
         <w:rPr>
-          <w:rFonts w:ascii="Times New Roman" w:hAnsi="Times New Roman"/>
-          <w:i/>
-          <w:color w:val="FF4400"/>
-          <w:sz w:val="24"/>
+          <w:rFonts w:ascii="Times New Roman" w:hAnsi="Times New Roman" w:cs="Times New Roman"/>
+          <w:i/>
+          <w:color w:val="FF0000"/>
+          <w:sz w:val="24"/>
+          <w:szCs w:val="24"/>
         </w:rPr>
         <w:t>Священик:</w:t>
       </w:r>
       <w:r>
         <w:rPr>
-          <w:rFonts w:ascii="Times New Roman" w:hAnsi="Times New Roman"/>
-          <w:sz w:val="24"/>
-        </w:rPr>
-        <w:t xml:space="preserve"> Бо тобі належить усяка слава, честь і поклоніння, Отцю, і Сину, і Святому Духові, нині і повсякчас, і на віки віків.</w:t>
+          <w:rFonts w:ascii="Times New Roman" w:hAnsi="Times New Roman" w:cs="Times New Roman"/>
+          <w:sz w:val="24"/>
+          <w:szCs w:val="24"/>
+        </w:rPr>
+        <w:t xml:space="preserve"> Бо тобі належить усяка слава, честь і поклоніння, Отцю, і Сину, і Святому Духові, н</w:t>
+      </w:r>
+      <w:r>
+        <w:rPr>
+          <w:rFonts w:ascii="Times New Roman" w:hAnsi="Times New Roman" w:cs="Times New Roman"/>
+          <w:sz w:val="24"/>
+          <w:szCs w:val="24"/>
+        </w:rPr>
+        <w:t>ині і повсякчас, і на віки віків.</w:t>
       </w:r>
     </w:p>
     <w:p>
@@ -11770,19 +11977,39 @@
       </w:pPr>
       <w:r>
         <w:rPr>
-          <w:rFonts w:ascii="Times New Roman" w:hAnsi="Times New Roman"/>
-          <w:i/>
-          <w:color w:val="FF4400"/>
-          <w:sz w:val="24"/>
-        </w:rPr>
-        <w:t>Священик:</w:t>
-      </w:r>
-      <w:r>
-        <w:rPr>
-          <w:rFonts w:ascii="Times New Roman" w:hAnsi="Times New Roman"/>
-          <w:sz w:val="24"/>
-        </w:rPr>
-        <w:t xml:space="preserve"> Бо Твоя влада і Твоє єсть царство і сила, і слава Отця, і Сина, і Святого Духа, нині і повсякчас, і на віки віків.</w:t>
+          <w:rFonts w:ascii="Times New Roman" w:hAnsi="Times New Roman" w:cs="Times New Roman"/>
+          <w:i/>
+          <w:color w:val="FF0000"/>
+          <w:sz w:val="24"/>
+          <w:szCs w:val="24"/>
+        </w:rPr>
+        <w:t>Священик: </w:t>
+      </w:r>
+      <w:r>
+        <w:rPr>
+          <w:rFonts w:ascii="Times New Roman" w:hAnsi="Times New Roman" w:cs="Times New Roman"/>
+          <w:color w:val="000000"/>
+          <w:sz w:val="24"/>
+          <w:szCs w:val="24"/>
+        </w:rPr>
+        <w:t>Бо Твоя влада і Твоє єсть ца</w:t>
+      </w:r>
+      <w:r>
+        <w:rPr>
+          <w:rFonts w:ascii="Times New Roman" w:hAnsi="Times New Roman" w:cs="Times New Roman"/>
+          <w:color w:val="000000"/>
+          <w:sz w:val="24"/>
+          <w:szCs w:val="24"/>
+        </w:rPr>
+        <w:t>рство і сила, і слава Отця, і Сина, і Святого Духа</w:t>
+      </w:r>
+      <w:r>
+        <w:rPr>
+          <w:rFonts w:ascii="Times New Roman" w:hAnsi="Times New Roman" w:cs="Times New Roman"/>
+          <w:sz w:val="24"/>
+          <w:szCs w:val="24"/>
+        </w:rPr>
+        <w:t>, нині і повсякчас, і на віки віків.</w:t>
       </w:r>
     </w:p>
     <w:p>
@@ -12169,19 +12396,30 @@
       </w:pPr>
       <w:r>
         <w:rPr>
-          <w:rFonts w:ascii="Times New Roman" w:hAnsi="Times New Roman"/>
-          <w:i/>
-          <w:color w:val="FF4400"/>
-          <w:sz w:val="24"/>
-        </w:rPr>
-        <w:t>Священик:</w:t>
-      </w:r>
-      <w:r>
-        <w:rPr>
-          <w:rFonts w:ascii="Times New Roman" w:hAnsi="Times New Roman"/>
-          <w:sz w:val="24"/>
-        </w:rPr>
-        <w:t xml:space="preserve"> Бо Ти благий і Чоловіколюбець Бог єси і Тобі славу возсилаємо Отцю, і Сину, і Святому Духові, нині і повсякчас, і на віки віків.</w:t>
+          <w:rFonts w:ascii="Times New Roman" w:hAnsi="Times New Roman" w:cs="Times New Roman"/>
+          <w:i/>
+          <w:color w:val="FF0000"/>
+          <w:sz w:val="24"/>
+          <w:szCs w:val="24"/>
+        </w:rPr>
+        <w:t>Священик: </w:t>
+      </w:r>
+      <w:r>
+        <w:rPr>
+          <w:rFonts w:ascii="Times New Roman" w:hAnsi="Times New Roman" w:cs="Times New Roman"/>
+          <w:color w:val="000000"/>
+          <w:sz w:val="24"/>
+          <w:szCs w:val="24"/>
+        </w:rPr>
+        <w:t>Бо Ти благий і Чоловіколюбець Бог єси і Тобі славу возсилаємо Отцю, і Сину, і Святому Духові</w:t>
+      </w:r>
+      <w:r>
+        <w:rPr>
+          <w:rFonts w:ascii="Times New Roman" w:hAnsi="Times New Roman" w:cs="Times New Roman"/>
+          <w:sz w:val="24"/>
+          <w:szCs w:val="24"/>
+        </w:rPr>
+        <w:t>, нині і повсякчас, і на віки віків.</w:t>
       </w:r>
     </w:p>
     <w:p>
@@ -13756,19 +13994,30 @@
       </w:pPr>
       <w:r>
         <w:rPr>
-          <w:rFonts w:ascii="Times New Roman" w:hAnsi="Times New Roman"/>
-          <w:i/>
-          <w:color w:val="FF4400"/>
-          <w:sz w:val="24"/>
-        </w:rPr>
-        <w:t>Священик:</w:t>
-      </w:r>
-      <w:r>
-        <w:rPr>
-          <w:rFonts w:ascii="Times New Roman" w:hAnsi="Times New Roman"/>
-          <w:sz w:val="24"/>
-        </w:rPr>
-        <w:t xml:space="preserve"> Бо Ти Бог наш і Тобі славу возсилаємо: Отцю, і Сину, і Святому Духові, нині і повсякчас, і на віки віків.</w:t>
+          <w:rFonts w:ascii="Times New Roman" w:hAnsi="Times New Roman" w:cs="Times New Roman"/>
+          <w:i/>
+          <w:color w:val="FF0000"/>
+          <w:sz w:val="24"/>
+          <w:szCs w:val="24"/>
+        </w:rPr>
+        <w:t>Священик: </w:t>
+      </w:r>
+      <w:r>
+        <w:rPr>
+          <w:rFonts w:ascii="Times New Roman" w:hAnsi="Times New Roman" w:cs="Times New Roman"/>
+          <w:color w:val="000000"/>
+          <w:sz w:val="24"/>
+          <w:szCs w:val="24"/>
+        </w:rPr>
+        <w:t>Бо Ти Бог наш і Тобі славу возсилаємо: Отцю, і Сину, і Святому Духові</w:t>
+      </w:r>
+      <w:r>
+        <w:rPr>
+          <w:rFonts w:ascii="Times New Roman" w:hAnsi="Times New Roman" w:cs="Times New Roman"/>
+          <w:sz w:val="24"/>
+          <w:szCs w:val="24"/>
+        </w:rPr>
+        <w:t>, нині і повсякчас, і на віки віків.</w:t>
       </w:r>
     </w:p>
     <w:p>
@@ -14838,19 +15087,30 @@
       </w:pPr>
       <w:r>
         <w:rPr>
-          <w:rFonts w:ascii="Times New Roman" w:hAnsi="Times New Roman"/>
-          <w:i/>
-          <w:color w:val="FF4400"/>
-          <w:sz w:val="24"/>
-        </w:rPr>
-        <w:t>Священик:</w:t>
-      </w:r>
-      <w:r>
-        <w:rPr>
-          <w:rFonts w:ascii="Times New Roman" w:hAnsi="Times New Roman"/>
-          <w:sz w:val="24"/>
-        </w:rPr>
-        <w:t xml:space="preserve"> Бо Ти цар миру і Спас душ наших і Тобі славу возсилаємо: Отцю, і Сину, і Святому Духові, нині і повсякчас, і на віки віків.</w:t>
+          <w:rFonts w:ascii="Times New Roman" w:hAnsi="Times New Roman" w:cs="Times New Roman"/>
+          <w:i/>
+          <w:color w:val="FF0000"/>
+          <w:sz w:val="24"/>
+          <w:szCs w:val="24"/>
+        </w:rPr>
+        <w:t>Священик: </w:t>
+      </w:r>
+      <w:r>
+        <w:rPr>
+          <w:rFonts w:ascii="Times New Roman" w:hAnsi="Times New Roman" w:cs="Times New Roman"/>
+          <w:color w:val="000000"/>
+          <w:sz w:val="24"/>
+          <w:szCs w:val="24"/>
+        </w:rPr>
+        <w:t>Бо Ти цар миру і Спас душ наших і Тобі славу возсилаємо: Отцю, і Сину, і Святому Духові</w:t>
+      </w:r>
+      <w:r>
+        <w:rPr>
+          <w:rFonts w:ascii="Times New Roman" w:hAnsi="Times New Roman" w:cs="Times New Roman"/>
+          <w:sz w:val="24"/>
+          <w:szCs w:val="24"/>
+        </w:rPr>
+        <w:t>, нині і повсякчас, і на віки віків.</w:t>
       </w:r>
     </w:p>
     <w:p>
@@ -16112,19 +16372,38 @@
       </w:pPr>
       <w:r>
         <w:rPr>
-          <w:rFonts w:ascii="Times New Roman" w:hAnsi="Times New Roman"/>
-          <w:i/>
-          <w:color w:val="FF4400"/>
-          <w:sz w:val="24"/>
-        </w:rPr>
-        <w:t>Священик:</w:t>
-      </w:r>
-      <w:r>
-        <w:rPr>
-          <w:rFonts w:ascii="Times New Roman" w:hAnsi="Times New Roman"/>
-          <w:sz w:val="24"/>
-        </w:rPr>
-        <w:t xml:space="preserve"> Бо Тебе хвалять усі сили небесні і Тобі славу возсилаємо: Отцю, і Сину, і Святому Духові, нині і повсякчас, і на віки віків.</w:t>
+          <w:rFonts w:ascii="Times New Roman" w:hAnsi="Times New Roman" w:cs="Times New Roman"/>
+          <w:i/>
+          <w:color w:val="FF0000"/>
+          <w:sz w:val="24"/>
+          <w:szCs w:val="24"/>
+        </w:rPr>
+        <w:t>Священик: </w:t>
+      </w:r>
+      <w:r>
+        <w:rPr>
+          <w:rFonts w:ascii="Times New Roman" w:hAnsi="Times New Roman" w:cs="Times New Roman"/>
+          <w:color w:val="000000"/>
+          <w:sz w:val="24"/>
+          <w:szCs w:val="24"/>
+        </w:rPr>
+        <w:t>Бо Тебе хвалять усі сили небесні і Тобі славу возсилаємо: Отцю, і Сину, і Святому Духові</w:t>
+      </w:r>
+      <w:r>
+        <w:rPr>
+          <w:rFonts w:ascii="Times New Roman" w:hAnsi="Times New Roman" w:cs="Times New Roman"/>
+          <w:sz w:val="24"/>
+          <w:szCs w:val="24"/>
+        </w:rPr>
+        <w:t>, н</w:t>
+      </w:r>
+      <w:r>
+        <w:rPr>
+          <w:rFonts w:ascii="Times New Roman" w:hAnsi="Times New Roman" w:cs="Times New Roman"/>
+          <w:sz w:val="24"/>
+          <w:szCs w:val="24"/>
+        </w:rPr>
+        <w:t>ині і повсякчас, і на віки віків.</w:t>
       </w:r>
     </w:p>
     <w:p>
@@ -17325,17 +17604,20 @@
       </w:pPr>
       <w:r>
         <w:rPr>
-          <w:rFonts w:ascii="Times New Roman" w:hAnsi="Times New Roman"/>
-          <w:i/>
-          <w:color w:val="FF4400"/>
-          <w:sz w:val="24"/>
+          <w:rFonts w:ascii="Times New Roman" w:hAnsi="Times New Roman" w:cs="Times New Roman"/>
+          <w:i/>
+          <w:color w:val="FF0000"/>
+          <w:sz w:val="24"/>
+          <w:szCs w:val="24"/>
         </w:rPr>
         <w:t>Священик:</w:t>
       </w:r>
       <w:r>
         <w:rPr>
-          <w:rFonts w:ascii="Times New Roman" w:hAnsi="Times New Roman"/>
-          <w:sz w:val="24"/>
+          <w:rFonts w:ascii="Times New Roman" w:hAnsi="Times New Roman" w:cs="Times New Roman"/>
+          <w:color w:val="000000"/>
+          <w:sz w:val="24"/>
+          <w:szCs w:val="24"/>
         </w:rPr>
         <w:t xml:space="preserve"> Слава Тобі, що Світло нам показав! </w:t>
       </w:r>
@@ -18336,17 +18618,19 @@
       </w:pPr>
       <w:r>
         <w:rPr>
-          <w:rFonts w:ascii="Times New Roman" w:hAnsi="Times New Roman"/>
-          <w:i/>
-          <w:color w:val="FF4400"/>
-          <w:sz w:val="24"/>
+          <w:rFonts w:ascii="Times New Roman" w:hAnsi="Times New Roman" w:cs="Times New Roman"/>
+          <w:i/>
+          <w:color w:val="FF0000"/>
+          <w:sz w:val="24"/>
+          <w:szCs w:val="24"/>
         </w:rPr>
         <w:t>Священик:</w:t>
       </w:r>
       <w:r>
         <w:rPr>
-          <w:rFonts w:ascii="Times New Roman" w:hAnsi="Times New Roman"/>
-          <w:sz w:val="24"/>
+          <w:rFonts w:ascii="Times New Roman" w:hAnsi="Times New Roman" w:cs="Times New Roman"/>
+          <w:sz w:val="24"/>
+          <w:szCs w:val="24"/>
         </w:rPr>
         <w:t xml:space="preserve"> Бо милостивий і чоловіколюбець Бог єси, і тобі славу возсилаємо, Отцю, і Сину, і Святому Духові, нині і повсякчас, і на віки віків.</w:t>
       </w:r>
@@ -18986,19 +19270,38 @@
       </w:pPr>
       <w:r>
         <w:rPr>
-          <w:rFonts w:ascii="Times New Roman" w:hAnsi="Times New Roman"/>
-          <w:i/>
-          <w:color w:val="FF4400"/>
-          <w:sz w:val="24"/>
+          <w:rFonts w:ascii="Times New Roman" w:hAnsi="Times New Roman" w:cs="Times New Roman"/>
+          <w:i/>
+          <w:color w:val="FF0000"/>
+          <w:sz w:val="24"/>
+          <w:szCs w:val="24"/>
         </w:rPr>
         <w:t>Священик:</w:t>
       </w:r>
       <w:r>
         <w:rPr>
-          <w:rFonts w:ascii="Times New Roman" w:hAnsi="Times New Roman"/>
-          <w:sz w:val="24"/>
-        </w:rPr>
-        <w:t xml:space="preserve"> Бо ти Бог милости, ласк і чоловіколюбности, і тобі славу віддаємо: Отцю, і Сину, і Святому Духові, нині і повсякчас, і на віки віків.</w:t>
+          <w:rFonts w:ascii="Times New Roman" w:hAnsi="Times New Roman" w:cs="Times New Roman"/>
+          <w:color w:val="FF0000"/>
+          <w:sz w:val="24"/>
+          <w:szCs w:val="24"/>
+        </w:rPr>
+        <w:t xml:space="preserve"> </w:t>
+      </w:r>
+      <w:r>
+        <w:rPr>
+          <w:rFonts w:ascii="Times New Roman" w:hAnsi="Times New Roman" w:cs="Times New Roman"/>
+          <w:sz w:val="24"/>
+          <w:szCs w:val="24"/>
+        </w:rPr>
+        <w:t>Бо ти Бог милости, ласк і чоловіколюбности, і тобі славу</w:t>
+      </w:r>
+      <w:r>
+        <w:rPr>
+          <w:rFonts w:ascii="Times New Roman" w:hAnsi="Times New Roman" w:cs="Times New Roman"/>
+          <w:sz w:val="24"/>
+          <w:szCs w:val="24"/>
+        </w:rPr>
+        <w:t xml:space="preserve"> віддаємо: Отцю, і Сину, і Святому Духові, нині і повсякчас, і на віки віків.</w:t>
       </w:r>
     </w:p>
     <w:p>
@@ -19051,17 +19354,19 @@
       </w:pPr>
       <w:r>
         <w:rPr>
-          <w:rFonts w:ascii="Times New Roman" w:hAnsi="Times New Roman"/>
-          <w:i/>
-          <w:color w:val="FF4400"/>
-          <w:sz w:val="24"/>
+          <w:rFonts w:ascii="Times New Roman" w:hAnsi="Times New Roman" w:cs="Times New Roman"/>
+          <w:i/>
+          <w:color w:val="FF0000"/>
+          <w:sz w:val="24"/>
+          <w:szCs w:val="24"/>
         </w:rPr>
         <w:t>Священик:</w:t>
       </w:r>
       <w:r>
         <w:rPr>
-          <w:rFonts w:ascii="Times New Roman" w:hAnsi="Times New Roman"/>
-          <w:sz w:val="24"/>
+          <w:rFonts w:ascii="Times New Roman" w:hAnsi="Times New Roman" w:cs="Times New Roman"/>
+          <w:sz w:val="24"/>
+          <w:szCs w:val="24"/>
         </w:rPr>
         <w:t xml:space="preserve"> Мир всім.</w:t>
       </w:r>
@@ -19396,19 +19701,30 @@
       </w:pPr>
       <w:r>
         <w:rPr>
-          <w:rFonts w:ascii="Times New Roman" w:hAnsi="Times New Roman"/>
-          <w:i/>
-          <w:color w:val="FF4400"/>
-          <w:sz w:val="24"/>
+          <w:rFonts w:ascii="Times New Roman" w:hAnsi="Times New Roman" w:cs="Times New Roman"/>
+          <w:i/>
+          <w:color w:val="FF0000"/>
+          <w:sz w:val="24"/>
+          <w:szCs w:val="24"/>
         </w:rPr>
         <w:t>Священик:</w:t>
       </w:r>
       <w:r>
         <w:rPr>
-          <w:rFonts w:ascii="Times New Roman" w:hAnsi="Times New Roman"/>
-          <w:sz w:val="24"/>
-        </w:rPr>
-        <w:t xml:space="preserve"> Благословенний Христос, Бог наш, завжди, нині і повсякчас, і на віки віків.</w:t>
+          <w:rFonts w:ascii="Times New Roman" w:hAnsi="Times New Roman" w:cs="Times New Roman"/>
+          <w:color w:val="FF0000"/>
+          <w:sz w:val="24"/>
+          <w:szCs w:val="24"/>
+        </w:rPr>
+        <w:t xml:space="preserve"> </w:t>
+      </w:r>
+      <w:r>
+        <w:rPr>
+          <w:rFonts w:ascii="Times New Roman" w:hAnsi="Times New Roman" w:cs="Times New Roman"/>
+          <w:sz w:val="24"/>
+          <w:szCs w:val="24"/>
+        </w:rPr>
+        <w:t>Благословенний Христос, Бог наш, завжди, нині і повсякчас, і на віки віків.</w:t>
       </w:r>
     </w:p>
     <w:p>
@@ -19461,17 +19777,19 @@
       </w:pPr>
       <w:r>
         <w:rPr>
-          <w:rFonts w:ascii="Times New Roman" w:hAnsi="Times New Roman"/>
-          <w:i/>
-          <w:color w:val="FF4400"/>
-          <w:sz w:val="24"/>
+          <w:rFonts w:ascii="Times New Roman" w:hAnsi="Times New Roman" w:cs="Times New Roman"/>
+          <w:i/>
+          <w:color w:val="FF0000"/>
+          <w:sz w:val="24"/>
+          <w:szCs w:val="24"/>
         </w:rPr>
         <w:t>Священик:</w:t>
       </w:r>
       <w:r>
         <w:rPr>
-          <w:rFonts w:ascii="Times New Roman" w:hAnsi="Times New Roman"/>
-          <w:sz w:val="24"/>
+          <w:rFonts w:ascii="Times New Roman" w:hAnsi="Times New Roman" w:cs="Times New Roman"/>
+          <w:sz w:val="24"/>
+          <w:szCs w:val="24"/>
         </w:rPr>
         <w:t xml:space="preserve"> Пресвята Богородице, спаси нас.</w:t>
       </w:r>
@@ -19528,19 +19846,30 @@
       </w:pPr>
       <w:r>
         <w:rPr>
-          <w:rFonts w:ascii="Times New Roman" w:hAnsi="Times New Roman"/>
-          <w:i/>
-          <w:color w:val="FF4400"/>
-          <w:sz w:val="24"/>
+          <w:rFonts w:ascii="Times New Roman" w:hAnsi="Times New Roman" w:cs="Times New Roman"/>
+          <w:i/>
+          <w:color w:val="FF0000"/>
+          <w:sz w:val="24"/>
+          <w:szCs w:val="24"/>
         </w:rPr>
         <w:t>Священик:</w:t>
       </w:r>
       <w:r>
         <w:rPr>
-          <w:rFonts w:ascii="Times New Roman" w:hAnsi="Times New Roman"/>
-          <w:sz w:val="24"/>
-        </w:rPr>
-        <w:t xml:space="preserve"> Слава тобі, Христе Боже, надіє наша, слава тобі!</w:t>
+          <w:rFonts w:ascii="Times New Roman" w:hAnsi="Times New Roman" w:cs="Times New Roman"/>
+          <w:color w:val="FF0000"/>
+          <w:sz w:val="24"/>
+          <w:szCs w:val="24"/>
+        </w:rPr>
+        <w:t xml:space="preserve"> </w:t>
+      </w:r>
+      <w:r>
+        <w:rPr>
+          <w:rFonts w:ascii="Times New Roman" w:hAnsi="Times New Roman" w:cs="Times New Roman"/>
+          <w:sz w:val="24"/>
+          <w:szCs w:val="24"/>
+        </w:rPr>
+        <w:t>Слава тобі, Христе Боже, надіє наша, слава тобі!</w:t>
       </w:r>
     </w:p>
     <w:p>
@@ -19594,37 +19923,50 @@
       </w:r>
     </w:p>
     <w:p>
-      <w:r>
-        <w:rPr>
-          <w:rFonts w:ascii="Times New Roman" w:hAnsi="Times New Roman"/>
-          <w:i/>
-          <w:color w:val="FF4400"/>
-          <w:sz w:val="24"/>
+      <w:pPr>
+        <w:spacing w:after="120"/>
+        <w:jc w:val="both"/>
+        <w:rPr>
+          <w:rFonts w:ascii="Times New Roman" w:hAnsi="Times New Roman" w:cs="Times New Roman"/>
+          <w:sz w:val="24"/>
+          <w:szCs w:val="24"/>
+        </w:rPr>
+      </w:pPr>
+      <w:r>
+        <w:rPr>
+          <w:rFonts w:ascii="Times New Roman" w:hAnsi="Times New Roman" w:cs="Times New Roman"/>
+          <w:i/>
+          <w:color w:val="FF0000"/>
+          <w:sz w:val="24"/>
+          <w:szCs w:val="24"/>
         </w:rPr>
         <w:t>Священик:</w:t>
       </w:r>
       <w:r>
         <w:rPr>
-          <w:rFonts w:ascii="Times New Roman" w:hAnsi="Times New Roman"/>
-          <w:sz w:val="24"/>
-        </w:rPr>
-        <w:t xml:space="preserve"> Христос, істинний Бог наш - молитвами пречистої Своєї Матері, силою чесного і животвочого хреста, заступництвом святих славних і всехвальних апостолів, святого, </w:t>
-      </w:r>
-      <w:r>
-        <w:rPr>
-          <w:rFonts w:ascii="Times New Roman" w:hAnsi="Times New Roman"/>
-          <w:i/>
-          <w:color w:val="FF4400"/>
-          <w:sz w:val="24"/>
-        </w:rPr>
-        <w:t>якого є храм</w:t>
-      </w:r>
-      <w:r>
-        <w:rPr>
-          <w:rFonts w:ascii="Times New Roman" w:hAnsi="Times New Roman"/>
-          <w:sz w:val="24"/>
-        </w:rPr>
-        <w:t>, святого священномученика Доротея, єпископа Тирського, святого мученика Косми, пресвітера вірменського і всіх святих - помилує і спасе нас як благий і людинолюбний.</w:t>
+          <w:rFonts w:ascii="Times New Roman" w:hAnsi="Times New Roman" w:cs="Times New Roman"/>
+          <w:color w:val="000000"/>
+          <w:sz w:val="24"/>
+          <w:szCs w:val="24"/>
+        </w:rPr>
+        <w:t> Христос, що воскрес із мертвих, смертю смер</w:t>
+      </w:r>
+      <w:r>
+        <w:rPr>
+          <w:rFonts w:ascii="Times New Roman" w:hAnsi="Times New Roman" w:cs="Times New Roman"/>
+          <w:color w:val="000000"/>
+          <w:sz w:val="24"/>
+          <w:szCs w:val="24"/>
+        </w:rPr>
+        <w:t>ть подолав і тим, що в гробах, життя дарував, істинний Бог наш, молитвами пречистої своєї Матері</w:t>
+      </w:r>
+      <w:r>
+        <w:rPr>
+          <w:rFonts w:ascii="Times New Roman" w:hAnsi="Times New Roman" w:cs="Times New Roman"/>
+          <w:sz w:val="24"/>
+          <w:szCs w:val="24"/>
+        </w:rPr>
+        <w:t>, і святих славних і всехвальних апостолів, преподобних і богоносних отців наших, і всіх святих, помилує і спасе нас, як благий і чоловіколюбець.</w:t>
       </w:r>
     </w:p>
     <w:p>
